--- a/Coevo_Diagnostico_Presenca_Digital_2026-08-19.docx
+++ b/Coevo_Diagnostico_Presenca_Digital_2026-08-19.docx
@@ -617,7 +617,7 @@
           <w:sz w:val="21"/>
           <w:szCs w:val="21"/>
         </w:rPr>
-        <w:t xml:space="preserve">Foram identificadas 13 divergências (seção 4). As mais sérias: o Verano Residencial aparece publicamente com </w:t>
+        <w:t xml:space="preserve">Foram identificadas 14 divergências (seção 4). As mais sérias: o Verano Residencial aparece publicamente com </w:t>
       </w:r>
       <w:r>
         <w:rPr>
@@ -653,6 +653,59 @@
           <w:rFonts w:ascii="Calibri" w:cs="Calibri" w:eastAsia="Calibri" w:hAnsi="Calibri"/>
         </w:rPr>
         <w:t xml:space="preserve"/>
+      </w:r>
+    </w:p>
+    <w:p>
+      <w:pPr>
+        <w:spacing w:after="180" w:line="276"/>
+      </w:pPr>
+      <w:r>
+        <w:rPr>
+          <w:rFonts w:ascii="Calibri" w:cs="Calibri" w:eastAsia="Calibri" w:hAnsi="Calibri"/>
+          <w:b/>
+          <w:bCs/>
+          <w:i w:val="false"/>
+          <w:iCs w:val="false"/>
+          <w:sz w:val="21"/>
+          <w:szCs w:val="21"/>
+        </w:rPr>
+        <w:t xml:space="preserve">Verificação complementar realizada nesta mesma data: </w:t>
+      </w:r>
+      <w:r>
+        <w:rPr>
+          <w:rFonts w:ascii="Calibri" w:cs="Calibri" w:eastAsia="Calibri" w:hAnsi="Calibri"/>
+          <w:b w:val="false"/>
+          <w:bCs w:val="false"/>
+          <w:i w:val="false"/>
+          <w:iCs w:val="false"/>
+          <w:sz w:val="21"/>
+          <w:szCs w:val="21"/>
+        </w:rPr>
+        <w:t xml:space="preserve">os oito empreendimentos que a primeira leitura não havia inspecionado individualmente foram verificados um por um (seção 6.2). A hipótese de que "usam o mesmo template e compartilham os mesmos achados" está </w:t>
+      </w:r>
+      <w:r>
+        <w:rPr>
+          <w:rFonts w:ascii="Calibri" w:cs="Calibri" w:eastAsia="Calibri" w:hAnsi="Calibri"/>
+          <w:b/>
+          <w:bCs/>
+          <w:i w:val="false"/>
+          <w:iCs w:val="false"/>
+          <w:sz w:val="21"/>
+          <w:szCs w:val="21"/>
+        </w:rPr>
+        <w:t xml:space="preserve">parcialmente refutada</w:t>
+      </w:r>
+      <w:r>
+        <w:rPr>
+          <w:rFonts w:ascii="Calibri" w:cs="Calibri" w:eastAsia="Calibri" w:hAnsi="Calibri"/>
+          <w:b w:val="false"/>
+          <w:bCs w:val="false"/>
+          <w:i w:val="false"/>
+          <w:iCs w:val="false"/>
+          <w:sz w:val="21"/>
+          <w:szCs w:val="21"/>
+        </w:rPr>
+        <w:t xml:space="preserve">: quatro deles não são apartamentos e sim condomínios de casas, e quatro já estão entregues, concluídos ou 100% vendidos. A verificação também explicou a origem do "MG" no meta title e agravou o achado de duplicidade de URLs.</w:t>
       </w:r>
     </w:p>
     <w:p>
@@ -5936,7 +5989,7 @@
                 <w:sz w:val="17"/>
                 <w:szCs w:val="17"/>
               </w:rPr>
-              <w:t xml:space="preserve">Meta title com estado errado</w:t>
+              <w:t xml:space="preserve">Meta title com regiões amalgamadas</w:t>
             </w:r>
           </w:p>
         </w:tc>
@@ -5961,7 +6014,7 @@
                 <w:sz w:val="17"/>
                 <w:szCs w:val="17"/>
               </w:rPr>
-              <w:t xml:space="preserve">O title do site é "Coevo Construtora | Apartamentos em Vale do Paraíba | MG". A empresa atua em São Paulo. Confirmado hoje diretamente na página de resultados de busca, em duas consultas distintas</w:t>
+              <w:t xml:space="preserve">O title do site é "Coevo Construtora | Apartamentos em Vale do Paraíba | MG". A verificação dos oito empreendimentos restantes (seção 6.2) explicou a origem do "MG": o JS Residencial fica em Lambari, Minas Gerais, em frente ao Lago Guanabara. Portanto NÃO se trata de simples erro de digitação — a empresa realmente tem operação em MG. O problema é outro: o title solda em uma única expressão duas regiões distintas (Vale do Paraíba, em SP, e Lambari, em MG), o que induz buscadores e assistentes de IA a tratar o Vale do Paraíba como se fosse mineiro. A correção não é trocar "MG" por "SP", e sim separar as duas praças. Confirmado hoje em cinco consultas independentes</w:t>
             </w:r>
           </w:p>
         </w:tc>
@@ -6117,6 +6170,82 @@
                 <w:szCs w:val="17"/>
               </w:rPr>
               <w:t xml:space="preserve">Nenhuma página verificada contém marcação schema.org — ver seção 6</w:t>
+            </w:r>
+          </w:p>
+        </w:tc>
+      </w:tr>
+      <w:tr>
+        <w:tc>
+          <w:tcPr>
+            <w:tcW w:type="dxa" w:w="1000"/>
+            <w:tcMar>
+              <w:top w:type="dxa" w:w="70"/>
+              <w:left w:type="dxa" w:w="100"/>
+              <w:bottom w:type="dxa" w:w="70"/>
+              <w:right w:type="dxa" w:w="100"/>
+            </w:tcMar>
+          </w:tcPr>
+          <w:p>
+            <w:pPr>
+              <w:spacing w:after="0" w:line="250"/>
+            </w:pPr>
+            <w:r>
+              <w:rPr>
+                <w:rFonts w:ascii="Calibri" w:cs="Calibri" w:eastAsia="Calibri" w:hAnsi="Calibri"/>
+                <w:b/>
+                <w:bCs/>
+                <w:sz w:val="17"/>
+                <w:szCs w:val="17"/>
+              </w:rPr>
+              <w:t xml:space="preserve">D14</w:t>
+            </w:r>
+          </w:p>
+        </w:tc>
+        <w:tc>
+          <w:tcPr>
+            <w:tcW w:type="dxa" w:w="2500"/>
+            <w:tcMar>
+              <w:top w:type="dxa" w:w="70"/>
+              <w:left w:type="dxa" w:w="100"/>
+              <w:bottom w:type="dxa" w:w="70"/>
+              <w:right w:type="dxa" w:w="100"/>
+            </w:tcMar>
+          </w:tcPr>
+          <w:p>
+            <w:pPr>
+              <w:spacing w:after="0" w:line="250"/>
+            </w:pPr>
+            <w:r>
+              <w:rPr>
+                <w:rFonts w:ascii="Calibri" w:cs="Calibri" w:eastAsia="Calibri" w:hAnsi="Calibri"/>
+                <w:sz w:val="17"/>
+                <w:szCs w:val="17"/>
+              </w:rPr>
+              <w:t xml:space="preserve">Página de empreendimento com o nome de outro empreendimento</w:t>
+            </w:r>
+          </w:p>
+        </w:tc>
+        <w:tc>
+          <w:tcPr>
+            <w:tcW w:type="dxa" w:w="5600"/>
+            <w:tcMar>
+              <w:top w:type="dxa" w:w="70"/>
+              <w:left w:type="dxa" w:w="100"/>
+              <w:bottom w:type="dxa" w:w="70"/>
+              <w:right w:type="dxa" w:w="100"/>
+            </w:tcMar>
+          </w:tcPr>
+          <w:p>
+            <w:pPr>
+              <w:spacing w:after="0" w:line="250"/>
+            </w:pPr>
+            <w:r>
+              <w:rPr>
+                <w:rFonts w:ascii="Calibri" w:cs="Calibri" w:eastAsia="Calibri" w:hAnsi="Calibri"/>
+                <w:sz w:val="17"/>
+                <w:szCs w:val="17"/>
+              </w:rPr>
+              <w:t xml:space="preserve">A URL /imoveis/siete-residencial-2 retorna, nos resultados de busca, o título "Moratta Residence" — ou seja, um endereço que identifica o Siete Residence (Jacareí, condomínio horizontal já entregue) está publicando o nome do Moratta Residence (Jacareí, apartamentos em obras). São dois produtos diferentes, de tipologias diferentes e status diferentes, sob o mesmo endereço. Achado desta rodada de verificação</w:t>
             </w:r>
           </w:p>
         </w:tc>
@@ -7285,7 +7414,7 @@
                 <w:sz w:val="17"/>
                 <w:szCs w:val="17"/>
               </w:rPr>
-              <w:t xml:space="preserve">O mesmo empreendimento existe em mais de um endereço concorrente: (a) subdomínios paralelos — verano.coevoconstrutora.com.br e alamedadascastanheiras.coevoconstrutora.com.br; (b) dois padrões de URL dentro do site — /imoveis/verano-residencial/ convive com /empreendimento/apartamento-na-planta-em-taubate-financie-pelo-minha-casa-minha-vida/, e /imoveis/moratta-residence/ com /empreendimento/... Origem: resultados de busca de 19/08/2026. Efeito: canibalização entre páginas próprias e sinal ambíguo de entidade para IA</w:t>
+              <w:t xml:space="preserve">Problema mais extenso do que o registrado na primeira leitura. Confirmado em 19/08/2026: (a) TRÊS subdomínios paralelos — verano., alamedadascastanheiras. e vitavillage.coevoconstrutora.com.br; (b) dois padrões de URL convivendo para o mesmo empreendimento, confirmado em pelo menos seis casos — Verano, Moratta, Contemporâneo (/imoveis/contemporaneo/ e /empreendimento/contemporaneo), Horizontes (/imoveis/horizontes-condominio-clube/ e /empreendimento/horizontes), Bella Vida (/imoveis/bella-vida-residencial/ e /empreendimento/bella-vida) e Vita Village (/imoveis/vita-village-residence/, /empreendimento/vita-village-casas-terreas-em-pindamonhangaba-com-3-dormitorios-e-uma-suite/ e o subdomínio próprio); (c) TRÊS URLs para o Siete Residence — /imoveis/siete-residence/, /imoveis/siete-residencial/ e /imoveis/siete-residencial-2, sendo que a última exibe o título de outro empreendimento (ver D14). Efeito: canibalização entre páginas próprias e sinal ambíguo de entidade para IA</w:t>
             </w:r>
           </w:p>
         </w:tc>
@@ -7361,7 +7490,7 @@
                 <w:sz w:val="17"/>
                 <w:szCs w:val="17"/>
               </w:rPr>
-              <w:t xml:space="preserve">Páginas de arquivo do WordPress estão aparecendo em resultados de busca: /tamanho/4599m²/, /bairros/san-marino/, /finalidade/comprar/, /destaque/em-obras/, /tipo-do-imovel/casa/. Diluem autoridade e competem com as páginas de empreendimento. Origem: resultados de busca de 19/08/2026</w:t>
+              <w:t xml:space="preserve">Páginas de arquivo do WordPress estão aparecendo em resultados de busca: /tamanho/4599m²/, /tamanho/44m²/, /tamanho/4385m²/, /tamanho/5760m²/, /tamanho/117m²/, /bairros/san-marino/, /finalidade/comprar/, /destaque/em-obras/, /destaque/entregue/, /destaque/lancamento/, /tipo-do-imovel/casa/ e /tag/bella-vida-residencial/. Diluem autoridade e competem com as páginas de empreendimento. ERRO DE GRAFIA EM URL INDEXADA: a taxonomia do principal tipo de produto está publicada como /tipo-do-imovel/aparatamento/ — "aparatamento" em vez de "apartamento". Essa URL apareceu em quatro consultas distintas em 19/08/2026. Correção de baixo esforço e efeito imediato</w:t>
             </w:r>
           </w:p>
         </w:tc>
@@ -7954,7 +8083,7 @@
           <w:sz w:val="21"/>
           <w:szCs w:val="21"/>
         </w:rPr>
-        <w:t xml:space="preserve">Páginas inspecionadas em detalhe em 19/08/2026. Os demais empreendimentos usam o mesmo template e provavelmente compartilham os mesmos achados, mas isso não foi confirmado individualmente.</w:t>
+        <w:t xml:space="preserve">Páginas lidas diretamente, em detalhe, em 19/08/2026. Os oito empreendimentos restantes foram verificados por consulta individual e constam da seção 6.2 — a verificação mostrou que eles NÃO compartilham o mesmo perfil destes quatro.</w:t>
       </w:r>
     </w:p>
     <w:tbl>
@@ -8888,6 +9017,1314 @@
           <w:szCs w:val="21"/>
         </w:rPr>
         <w:t xml:space="preserve">Nenhuma das quatro páginas possui marcação schema.org. Nenhuma publica preço total. Nenhuma publica previsão de entrega.</w:t>
+      </w:r>
+    </w:p>
+    <w:p>
+      <w:pPr>
+        <w:pStyle w:val="Heading2"/>
+        <w:spacing w:after="140" w:before="280"/>
+      </w:pPr>
+      <w:r>
+        <w:rPr>
+          <w:rFonts w:ascii="Calibri" w:cs="Calibri" w:eastAsia="Calibri" w:hAnsi="Calibri"/>
+          <w:b/>
+          <w:bCs/>
+          <w:color w:val="1F3864"/>
+          <w:sz w:val="24"/>
+          <w:szCs w:val="24"/>
+        </w:rPr>
+        <w:t xml:space="preserve">6.2 Verificação dos oito empreendimentos restantes</w:t>
+      </w:r>
+    </w:p>
+    <w:p>
+      <w:pPr>
+        <w:spacing w:after="120" w:line="276"/>
+      </w:pPr>
+      <w:r>
+        <w:rPr>
+          <w:rFonts w:ascii="Calibri" w:cs="Calibri" w:eastAsia="Calibri" w:hAnsi="Calibri"/>
+          <w:sz w:val="21"/>
+          <w:szCs w:val="21"/>
+        </w:rPr>
+        <w:t xml:space="preserve">A primeira leitura deste diagnóstico registrou que os oito empreendimentos não inspecionados individualmente "usam o mesmo template e provavelmente compartilham os mesmos achados". Essa hipótese foi verificada em 19/08/2026, um empreendimento por vez, e está PARCIALMENTE REFUTADA. Os oito não formam um grupo homogêneo, e tratá-los como tal levaria a decisões erradas de correção.</w:t>
+      </w:r>
+    </w:p>
+    <w:tbl>
+      <w:tblPr>
+        <w:tblW w:type="dxa" w:w="9100"/>
+        <w:tblBorders>
+          <w:top w:val="single" w:color="BFBFBF" w:sz="4"/>
+          <w:left w:val="single" w:color="BFBFBF" w:sz="4"/>
+          <w:bottom w:val="single" w:color="BFBFBF" w:sz="4"/>
+          <w:right w:val="single" w:color="BFBFBF" w:sz="4"/>
+          <w:insideH w:val="single" w:color="D9D9D9" w:sz="2"/>
+          <w:insideV w:val="single" w:color="D9D9D9" w:sz="2"/>
+        </w:tblBorders>
+        <w:tblLayout w:type="fixed"/>
+      </w:tblPr>
+      <w:tblGrid>
+        <w:gridCol w:w="1500"/>
+        <w:gridCol w:w="1200"/>
+        <w:gridCol w:w="1400"/>
+        <w:gridCol w:w="1200"/>
+        <w:gridCol w:w="3800"/>
+      </w:tblGrid>
+      <w:tr>
+        <w:trPr>
+          <w:tblHeader/>
+        </w:trPr>
+        <w:tc>
+          <w:tcPr>
+            <w:tcW w:type="dxa" w:w="1500"/>
+            <w:shd w:fill="1F3864" w:color="auto" w:val="clear"/>
+            <w:tcMar>
+              <w:top w:type="dxa" w:w="70"/>
+              <w:left w:type="dxa" w:w="100"/>
+              <w:bottom w:type="dxa" w:w="70"/>
+              <w:right w:type="dxa" w:w="100"/>
+            </w:tcMar>
+          </w:tcPr>
+          <w:p>
+            <w:pPr>
+              <w:spacing w:after="0" w:line="250"/>
+            </w:pPr>
+            <w:r>
+              <w:rPr>
+                <w:rFonts w:ascii="Calibri" w:cs="Calibri" w:eastAsia="Calibri" w:hAnsi="Calibri"/>
+                <w:b/>
+                <w:bCs/>
+                <w:color w:val="FFFFFF"/>
+                <w:sz w:val="18"/>
+                <w:szCs w:val="18"/>
+              </w:rPr>
+              <w:t xml:space="preserve">Empreendimento</w:t>
+            </w:r>
+          </w:p>
+        </w:tc>
+        <w:tc>
+          <w:tcPr>
+            <w:tcW w:type="dxa" w:w="1200"/>
+            <w:shd w:fill="1F3864" w:color="auto" w:val="clear"/>
+            <w:tcMar>
+              <w:top w:type="dxa" w:w="70"/>
+              <w:left w:type="dxa" w:w="100"/>
+              <w:bottom w:type="dxa" w:w="70"/>
+              <w:right w:type="dxa" w:w="100"/>
+            </w:tcMar>
+          </w:tcPr>
+          <w:p>
+            <w:pPr>
+              <w:spacing w:after="0" w:line="250"/>
+            </w:pPr>
+            <w:r>
+              <w:rPr>
+                <w:rFonts w:ascii="Calibri" w:cs="Calibri" w:eastAsia="Calibri" w:hAnsi="Calibri"/>
+                <w:b/>
+                <w:bCs/>
+                <w:color w:val="FFFFFF"/>
+                <w:sz w:val="18"/>
+                <w:szCs w:val="18"/>
+              </w:rPr>
+              <w:t xml:space="preserve">Cidade</w:t>
+            </w:r>
+          </w:p>
+        </w:tc>
+        <w:tc>
+          <w:tcPr>
+            <w:tcW w:type="dxa" w:w="1400"/>
+            <w:shd w:fill="1F3864" w:color="auto" w:val="clear"/>
+            <w:tcMar>
+              <w:top w:type="dxa" w:w="70"/>
+              <w:left w:type="dxa" w:w="100"/>
+              <w:bottom w:type="dxa" w:w="70"/>
+              <w:right w:type="dxa" w:w="100"/>
+            </w:tcMar>
+          </w:tcPr>
+          <w:p>
+            <w:pPr>
+              <w:spacing w:after="0" w:line="250"/>
+            </w:pPr>
+            <w:r>
+              <w:rPr>
+                <w:rFonts w:ascii="Calibri" w:cs="Calibri" w:eastAsia="Calibri" w:hAnsi="Calibri"/>
+                <w:b/>
+                <w:bCs/>
+                <w:color w:val="FFFFFF"/>
+                <w:sz w:val="18"/>
+                <w:szCs w:val="18"/>
+              </w:rPr>
+              <w:t xml:space="preserve">Tipo de produto</w:t>
+            </w:r>
+          </w:p>
+        </w:tc>
+        <w:tc>
+          <w:tcPr>
+            <w:tcW w:type="dxa" w:w="1200"/>
+            <w:shd w:fill="1F3864" w:color="auto" w:val="clear"/>
+            <w:tcMar>
+              <w:top w:type="dxa" w:w="70"/>
+              <w:left w:type="dxa" w:w="100"/>
+              <w:bottom w:type="dxa" w:w="70"/>
+              <w:right w:type="dxa" w:w="100"/>
+            </w:tcMar>
+          </w:tcPr>
+          <w:p>
+            <w:pPr>
+              <w:spacing w:after="0" w:line="250"/>
+            </w:pPr>
+            <w:r>
+              <w:rPr>
+                <w:rFonts w:ascii="Calibri" w:cs="Calibri" w:eastAsia="Calibri" w:hAnsi="Calibri"/>
+                <w:b/>
+                <w:bCs/>
+                <w:color w:val="FFFFFF"/>
+                <w:sz w:val="18"/>
+                <w:szCs w:val="18"/>
+              </w:rPr>
+              <w:t xml:space="preserve">Status</w:t>
+            </w:r>
+          </w:p>
+        </w:tc>
+        <w:tc>
+          <w:tcPr>
+            <w:tcW w:type="dxa" w:w="3800"/>
+            <w:shd w:fill="1F3864" w:color="auto" w:val="clear"/>
+            <w:tcMar>
+              <w:top w:type="dxa" w:w="70"/>
+              <w:left w:type="dxa" w:w="100"/>
+              <w:bottom w:type="dxa" w:w="70"/>
+              <w:right w:type="dxa" w:w="100"/>
+            </w:tcMar>
+          </w:tcPr>
+          <w:p>
+            <w:pPr>
+              <w:spacing w:after="0" w:line="250"/>
+            </w:pPr>
+            <w:r>
+              <w:rPr>
+                <w:rFonts w:ascii="Calibri" w:cs="Calibri" w:eastAsia="Calibri" w:hAnsi="Calibri"/>
+                <w:b/>
+                <w:bCs/>
+                <w:color w:val="FFFFFF"/>
+                <w:sz w:val="18"/>
+                <w:szCs w:val="18"/>
+              </w:rPr>
+              <w:t xml:space="preserve">O que foi verificado</w:t>
+            </w:r>
+          </w:p>
+        </w:tc>
+      </w:tr>
+      <w:tr>
+        <w:tc>
+          <w:tcPr>
+            <w:tcW w:type="dxa" w:w="1500"/>
+            <w:tcMar>
+              <w:top w:type="dxa" w:w="70"/>
+              <w:left w:type="dxa" w:w="100"/>
+              <w:bottom w:type="dxa" w:w="70"/>
+              <w:right w:type="dxa" w:w="100"/>
+            </w:tcMar>
+          </w:tcPr>
+          <w:p>
+            <w:pPr>
+              <w:spacing w:after="0" w:line="250"/>
+            </w:pPr>
+            <w:r>
+              <w:rPr>
+                <w:rFonts w:ascii="Calibri" w:cs="Calibri" w:eastAsia="Calibri" w:hAnsi="Calibri"/>
+                <w:sz w:val="16"/>
+                <w:szCs w:val="16"/>
+              </w:rPr>
+              <w:t xml:space="preserve">JS Residencial</w:t>
+            </w:r>
+          </w:p>
+        </w:tc>
+        <w:tc>
+          <w:tcPr>
+            <w:tcW w:type="dxa" w:w="1200"/>
+            <w:tcMar>
+              <w:top w:type="dxa" w:w="70"/>
+              <w:left w:type="dxa" w:w="100"/>
+              <w:bottom w:type="dxa" w:w="70"/>
+              <w:right w:type="dxa" w:w="100"/>
+            </w:tcMar>
+          </w:tcPr>
+          <w:p>
+            <w:pPr>
+              <w:spacing w:after="0" w:line="250"/>
+            </w:pPr>
+            <w:r>
+              <w:rPr>
+                <w:rFonts w:ascii="Calibri" w:cs="Calibri" w:eastAsia="Calibri" w:hAnsi="Calibri"/>
+                <w:sz w:val="16"/>
+                <w:szCs w:val="16"/>
+              </w:rPr>
+              <w:t xml:space="preserve">Lambari – MG</w:t>
+            </w:r>
+          </w:p>
+        </w:tc>
+        <w:tc>
+          <w:tcPr>
+            <w:tcW w:type="dxa" w:w="1400"/>
+            <w:tcMar>
+              <w:top w:type="dxa" w:w="70"/>
+              <w:left w:type="dxa" w:w="100"/>
+              <w:bottom w:type="dxa" w:w="70"/>
+              <w:right w:type="dxa" w:w="100"/>
+            </w:tcMar>
+          </w:tcPr>
+          <w:p>
+            <w:pPr>
+              <w:spacing w:after="0" w:line="250"/>
+            </w:pPr>
+            <w:r>
+              <w:rPr>
+                <w:rFonts w:ascii="Calibri" w:cs="Calibri" w:eastAsia="Calibri" w:hAnsi="Calibri"/>
+                <w:sz w:val="16"/>
+                <w:szCs w:val="16"/>
+              </w:rPr>
+              <w:t xml:space="preserve">Condomínio de alto padrão</w:t>
+            </w:r>
+          </w:p>
+        </w:tc>
+        <w:tc>
+          <w:tcPr>
+            <w:tcW w:type="dxa" w:w="1200"/>
+            <w:tcMar>
+              <w:top w:type="dxa" w:w="70"/>
+              <w:left w:type="dxa" w:w="100"/>
+              <w:bottom w:type="dxa" w:w="70"/>
+              <w:right w:type="dxa" w:w="100"/>
+            </w:tcMar>
+          </w:tcPr>
+          <w:p>
+            <w:pPr>
+              <w:spacing w:after="0" w:line="250"/>
+            </w:pPr>
+            <w:r>
+              <w:rPr>
+                <w:rFonts w:ascii="Calibri" w:cs="Calibri" w:eastAsia="Calibri" w:hAnsi="Calibri"/>
+                <w:sz w:val="16"/>
+                <w:szCs w:val="16"/>
+              </w:rPr>
+              <w:t xml:space="preserve">Não declarado nos resultados</w:t>
+            </w:r>
+          </w:p>
+        </w:tc>
+        <w:tc>
+          <w:tcPr>
+            <w:tcW w:type="dxa" w:w="3800"/>
+            <w:tcMar>
+              <w:top w:type="dxa" w:w="70"/>
+              <w:left w:type="dxa" w:w="100"/>
+              <w:bottom w:type="dxa" w:w="70"/>
+              <w:right w:type="dxa" w:w="100"/>
+            </w:tcMar>
+          </w:tcPr>
+          <w:p>
+            <w:pPr>
+              <w:spacing w:after="0" w:line="250"/>
+            </w:pPr>
+            <w:r>
+              <w:rPr>
+                <w:rFonts w:ascii="Calibri" w:cs="Calibri" w:eastAsia="Calibri" w:hAnsi="Calibri"/>
+                <w:sz w:val="16"/>
+                <w:szCs w:val="16"/>
+              </w:rPr>
+              <w:t xml:space="preserve">Descrito como localizado "no coração de Lambari, em frente ao Lago Guanabara". É o único empreendimento fora de São Paulo e explica a origem do "MG" no meta title (ver D11). URL própria: /imoveis/js-residencial-condominio-de-alto-padrao/</w:t>
+            </w:r>
+          </w:p>
+        </w:tc>
+      </w:tr>
+      <w:tr>
+        <w:tc>
+          <w:tcPr>
+            <w:tcW w:type="dxa" w:w="1500"/>
+            <w:shd w:fill="F2F2F2" w:color="auto" w:val="clear"/>
+            <w:tcMar>
+              <w:top w:type="dxa" w:w="70"/>
+              <w:left w:type="dxa" w:w="100"/>
+              <w:bottom w:type="dxa" w:w="70"/>
+              <w:right w:type="dxa" w:w="100"/>
+            </w:tcMar>
+          </w:tcPr>
+          <w:p>
+            <w:pPr>
+              <w:spacing w:after="0" w:line="250"/>
+            </w:pPr>
+            <w:r>
+              <w:rPr>
+                <w:rFonts w:ascii="Calibri" w:cs="Calibri" w:eastAsia="Calibri" w:hAnsi="Calibri"/>
+                <w:sz w:val="16"/>
+                <w:szCs w:val="16"/>
+              </w:rPr>
+              <w:t xml:space="preserve">Siete Residence</w:t>
+            </w:r>
+          </w:p>
+        </w:tc>
+        <w:tc>
+          <w:tcPr>
+            <w:tcW w:type="dxa" w:w="1200"/>
+            <w:shd w:fill="F2F2F2" w:color="auto" w:val="clear"/>
+            <w:tcMar>
+              <w:top w:type="dxa" w:w="70"/>
+              <w:left w:type="dxa" w:w="100"/>
+              <w:bottom w:type="dxa" w:w="70"/>
+              <w:right w:type="dxa" w:w="100"/>
+            </w:tcMar>
+          </w:tcPr>
+          <w:p>
+            <w:pPr>
+              <w:spacing w:after="0" w:line="250"/>
+            </w:pPr>
+            <w:r>
+              <w:rPr>
+                <w:rFonts w:ascii="Calibri" w:cs="Calibri" w:eastAsia="Calibri" w:hAnsi="Calibri"/>
+                <w:sz w:val="16"/>
+                <w:szCs w:val="16"/>
+              </w:rPr>
+              <w:t xml:space="preserve">Jacareí – SP</w:t>
+            </w:r>
+          </w:p>
+        </w:tc>
+        <w:tc>
+          <w:tcPr>
+            <w:tcW w:type="dxa" w:w="1400"/>
+            <w:shd w:fill="F2F2F2" w:color="auto" w:val="clear"/>
+            <w:tcMar>
+              <w:top w:type="dxa" w:w="70"/>
+              <w:left w:type="dxa" w:w="100"/>
+              <w:bottom w:type="dxa" w:w="70"/>
+              <w:right w:type="dxa" w:w="100"/>
+            </w:tcMar>
+          </w:tcPr>
+          <w:p>
+            <w:pPr>
+              <w:spacing w:after="0" w:line="250"/>
+            </w:pPr>
+            <w:r>
+              <w:rPr>
+                <w:rFonts w:ascii="Calibri" w:cs="Calibri" w:eastAsia="Calibri" w:hAnsi="Calibri"/>
+                <w:sz w:val="16"/>
+                <w:szCs w:val="16"/>
+              </w:rPr>
+              <w:t xml:space="preserve">Condomínio fechado HORIZONTAL (casas)</w:t>
+            </w:r>
+          </w:p>
+        </w:tc>
+        <w:tc>
+          <w:tcPr>
+            <w:tcW w:type="dxa" w:w="1200"/>
+            <w:shd w:fill="F2F2F2" w:color="auto" w:val="clear"/>
+            <w:tcMar>
+              <w:top w:type="dxa" w:w="70"/>
+              <w:left w:type="dxa" w:w="100"/>
+              <w:bottom w:type="dxa" w:w="70"/>
+              <w:right w:type="dxa" w:w="100"/>
+            </w:tcMar>
+          </w:tcPr>
+          <w:p>
+            <w:pPr>
+              <w:spacing w:after="0" w:line="250"/>
+            </w:pPr>
+            <w:r>
+              <w:rPr>
+                <w:rFonts w:ascii="Calibri" w:cs="Calibri" w:eastAsia="Calibri" w:hAnsi="Calibri"/>
+                <w:sz w:val="16"/>
+                <w:szCs w:val="16"/>
+              </w:rPr>
+              <w:t xml:space="preserve">ENTREGUE</w:t>
+            </w:r>
+          </w:p>
+        </w:tc>
+        <w:tc>
+          <w:tcPr>
+            <w:tcW w:type="dxa" w:w="3800"/>
+            <w:shd w:fill="F2F2F2" w:color="auto" w:val="clear"/>
+            <w:tcMar>
+              <w:top w:type="dxa" w:w="70"/>
+              <w:left w:type="dxa" w:w="100"/>
+              <w:bottom w:type="dxa" w:w="70"/>
+              <w:right w:type="dxa" w:w="100"/>
+            </w:tcMar>
+          </w:tcPr>
+          <w:p>
+            <w:pPr>
+              <w:spacing w:after="0" w:line="250"/>
+            </w:pPr>
+            <w:r>
+              <w:rPr>
+                <w:rFonts w:ascii="Calibri" w:cs="Calibri" w:eastAsia="Calibri" w:hAnsi="Calibri"/>
+                <w:sz w:val="16"/>
+                <w:szCs w:val="16"/>
+              </w:rPr>
+              <w:t xml:space="preserve">Região do Coleginho. Consta da página /destaque/entregue/. Tem TRÊS URLs concorrentes, uma delas exibindo o nome de outro empreendimento (ver D14)</w:t>
+            </w:r>
+          </w:p>
+        </w:tc>
+      </w:tr>
+      <w:tr>
+        <w:tc>
+          <w:tcPr>
+            <w:tcW w:type="dxa" w:w="1500"/>
+            <w:tcMar>
+              <w:top w:type="dxa" w:w="70"/>
+              <w:left w:type="dxa" w:w="100"/>
+              <w:bottom w:type="dxa" w:w="70"/>
+              <w:right w:type="dxa" w:w="100"/>
+            </w:tcMar>
+          </w:tcPr>
+          <w:p>
+            <w:pPr>
+              <w:spacing w:after="0" w:line="250"/>
+            </w:pPr>
+            <w:r>
+              <w:rPr>
+                <w:rFonts w:ascii="Calibri" w:cs="Calibri" w:eastAsia="Calibri" w:hAnsi="Calibri"/>
+                <w:sz w:val="16"/>
+                <w:szCs w:val="16"/>
+              </w:rPr>
+              <w:t xml:space="preserve">Contemporâneo</w:t>
+            </w:r>
+          </w:p>
+        </w:tc>
+        <w:tc>
+          <w:tcPr>
+            <w:tcW w:type="dxa" w:w="1200"/>
+            <w:tcMar>
+              <w:top w:type="dxa" w:w="70"/>
+              <w:left w:type="dxa" w:w="100"/>
+              <w:bottom w:type="dxa" w:w="70"/>
+              <w:right w:type="dxa" w:w="100"/>
+            </w:tcMar>
+          </w:tcPr>
+          <w:p>
+            <w:pPr>
+              <w:spacing w:after="0" w:line="250"/>
+            </w:pPr>
+            <w:r>
+              <w:rPr>
+                <w:rFonts w:ascii="Calibri" w:cs="Calibri" w:eastAsia="Calibri" w:hAnsi="Calibri"/>
+                <w:sz w:val="16"/>
+                <w:szCs w:val="16"/>
+              </w:rPr>
+              <w:t xml:space="preserve">Não declarado nos resultados</w:t>
+            </w:r>
+          </w:p>
+        </w:tc>
+        <w:tc>
+          <w:tcPr>
+            <w:tcW w:type="dxa" w:w="1400"/>
+            <w:tcMar>
+              <w:top w:type="dxa" w:w="70"/>
+              <w:left w:type="dxa" w:w="100"/>
+              <w:bottom w:type="dxa" w:w="70"/>
+              <w:right w:type="dxa" w:w="100"/>
+            </w:tcMar>
+          </w:tcPr>
+          <w:p>
+            <w:pPr>
+              <w:spacing w:after="0" w:line="250"/>
+            </w:pPr>
+            <w:r>
+              <w:rPr>
+                <w:rFonts w:ascii="Calibri" w:cs="Calibri" w:eastAsia="Calibri" w:hAnsi="Calibri"/>
+                <w:sz w:val="16"/>
+                <w:szCs w:val="16"/>
+              </w:rPr>
+              <w:t xml:space="preserve">Condomínio fechado HORIZONTAL (casas)</w:t>
+            </w:r>
+          </w:p>
+        </w:tc>
+        <w:tc>
+          <w:tcPr>
+            <w:tcW w:type="dxa" w:w="1200"/>
+            <w:tcMar>
+              <w:top w:type="dxa" w:w="70"/>
+              <w:left w:type="dxa" w:w="100"/>
+              <w:bottom w:type="dxa" w:w="70"/>
+              <w:right w:type="dxa" w:w="100"/>
+            </w:tcMar>
+          </w:tcPr>
+          <w:p>
+            <w:pPr>
+              <w:spacing w:after="0" w:line="250"/>
+            </w:pPr>
+            <w:r>
+              <w:rPr>
+                <w:rFonts w:ascii="Calibri" w:cs="Calibri" w:eastAsia="Calibri" w:hAnsi="Calibri"/>
+                <w:sz w:val="16"/>
+                <w:szCs w:val="16"/>
+              </w:rPr>
+              <w:t xml:space="preserve">Últimas unidades</w:t>
+            </w:r>
+          </w:p>
+        </w:tc>
+        <w:tc>
+          <w:tcPr>
+            <w:tcW w:type="dxa" w:w="3800"/>
+            <w:tcMar>
+              <w:top w:type="dxa" w:w="70"/>
+              <w:left w:type="dxa" w:w="100"/>
+              <w:bottom w:type="dxa" w:w="70"/>
+              <w:right w:type="dxa" w:w="100"/>
+            </w:tcMar>
+          </w:tcPr>
+          <w:p>
+            <w:pPr>
+              <w:spacing w:after="0" w:line="250"/>
+            </w:pPr>
+            <w:r>
+              <w:rPr>
+                <w:rFonts w:ascii="Calibri" w:cs="Calibri" w:eastAsia="Calibri" w:hAnsi="Calibri"/>
+                <w:sz w:val="16"/>
+                <w:szCs w:val="16"/>
+              </w:rPr>
+              <w:t xml:space="preserve">Arquitetura contemporânea, plantas inteligentes, cabeamento elétrico subterrâneo. Duas URLs concorrentes: /imoveis/contemporaneo/ e /empreendimento/contemporaneo</w:t>
+            </w:r>
+          </w:p>
+        </w:tc>
+      </w:tr>
+      <w:tr>
+        <w:tc>
+          <w:tcPr>
+            <w:tcW w:type="dxa" w:w="1500"/>
+            <w:shd w:fill="F2F2F2" w:color="auto" w:val="clear"/>
+            <w:tcMar>
+              <w:top w:type="dxa" w:w="70"/>
+              <w:left w:type="dxa" w:w="100"/>
+              <w:bottom w:type="dxa" w:w="70"/>
+              <w:right w:type="dxa" w:w="100"/>
+            </w:tcMar>
+          </w:tcPr>
+          <w:p>
+            <w:pPr>
+              <w:spacing w:after="0" w:line="250"/>
+            </w:pPr>
+            <w:r>
+              <w:rPr>
+                <w:rFonts w:ascii="Calibri" w:cs="Calibri" w:eastAsia="Calibri" w:hAnsi="Calibri"/>
+                <w:sz w:val="16"/>
+                <w:szCs w:val="16"/>
+              </w:rPr>
+              <w:t xml:space="preserve">Horizontes Cond. Clube</w:t>
+            </w:r>
+          </w:p>
+        </w:tc>
+        <w:tc>
+          <w:tcPr>
+            <w:tcW w:type="dxa" w:w="1200"/>
+            <w:shd w:fill="F2F2F2" w:color="auto" w:val="clear"/>
+            <w:tcMar>
+              <w:top w:type="dxa" w:w="70"/>
+              <w:left w:type="dxa" w:w="100"/>
+              <w:bottom w:type="dxa" w:w="70"/>
+              <w:right w:type="dxa" w:w="100"/>
+            </w:tcMar>
+          </w:tcPr>
+          <w:p>
+            <w:pPr>
+              <w:spacing w:after="0" w:line="250"/>
+            </w:pPr>
+            <w:r>
+              <w:rPr>
+                <w:rFonts w:ascii="Calibri" w:cs="Calibri" w:eastAsia="Calibri" w:hAnsi="Calibri"/>
+                <w:sz w:val="16"/>
+                <w:szCs w:val="16"/>
+              </w:rPr>
+              <w:t xml:space="preserve">Roseira / Pindamonhangaba – SP</w:t>
+            </w:r>
+          </w:p>
+        </w:tc>
+        <w:tc>
+          <w:tcPr>
+            <w:tcW w:type="dxa" w:w="1400"/>
+            <w:shd w:fill="F2F2F2" w:color="auto" w:val="clear"/>
+            <w:tcMar>
+              <w:top w:type="dxa" w:w="70"/>
+              <w:left w:type="dxa" w:w="100"/>
+              <w:bottom w:type="dxa" w:w="70"/>
+              <w:right w:type="dxa" w:w="100"/>
+            </w:tcMar>
+          </w:tcPr>
+          <w:p>
+            <w:pPr>
+              <w:spacing w:after="0" w:line="250"/>
+            </w:pPr>
+            <w:r>
+              <w:rPr>
+                <w:rFonts w:ascii="Calibri" w:cs="Calibri" w:eastAsia="Calibri" w:hAnsi="Calibri"/>
+                <w:sz w:val="16"/>
+                <w:szCs w:val="16"/>
+              </w:rPr>
+              <w:t xml:space="preserve">Casas</w:t>
+            </w:r>
+          </w:p>
+        </w:tc>
+        <w:tc>
+          <w:tcPr>
+            <w:tcW w:type="dxa" w:w="1200"/>
+            <w:shd w:fill="F2F2F2" w:color="auto" w:val="clear"/>
+            <w:tcMar>
+              <w:top w:type="dxa" w:w="70"/>
+              <w:left w:type="dxa" w:w="100"/>
+              <w:bottom w:type="dxa" w:w="70"/>
+              <w:right w:type="dxa" w:w="100"/>
+            </w:tcMar>
+          </w:tcPr>
+          <w:p>
+            <w:pPr>
+              <w:spacing w:after="0" w:line="250"/>
+            </w:pPr>
+            <w:r>
+              <w:rPr>
+                <w:rFonts w:ascii="Calibri" w:cs="Calibri" w:eastAsia="Calibri" w:hAnsi="Calibri"/>
+                <w:sz w:val="16"/>
+                <w:szCs w:val="16"/>
+              </w:rPr>
+              <w:t xml:space="preserve">PRONTO PARA MORAR, 100% VENDIDO</w:t>
+            </w:r>
+          </w:p>
+        </w:tc>
+        <w:tc>
+          <w:tcPr>
+            <w:tcW w:type="dxa" w:w="3800"/>
+            <w:shd w:fill="F2F2F2" w:color="auto" w:val="clear"/>
+            <w:tcMar>
+              <w:top w:type="dxa" w:w="70"/>
+              <w:left w:type="dxa" w:w="100"/>
+              <w:bottom w:type="dxa" w:w="70"/>
+              <w:right w:type="dxa" w:w="100"/>
+            </w:tcMar>
+          </w:tcPr>
+          <w:p>
+            <w:pPr>
+              <w:spacing w:after="0" w:line="250"/>
+            </w:pPr>
+            <w:r>
+              <w:rPr>
+                <w:rFonts w:ascii="Calibri" w:cs="Calibri" w:eastAsia="Calibri" w:hAnsi="Calibri"/>
+                <w:sz w:val="16"/>
+                <w:szCs w:val="16"/>
+              </w:rPr>
+              <w:t xml:space="preserve">Situado em rodovia que liga Roseira e Pindamonhangaba. As casas estão declaradas como 100% vendidas — ou seja, a página ocupa espaço de indexação sem estoque a vender</w:t>
+            </w:r>
+          </w:p>
+        </w:tc>
+      </w:tr>
+      <w:tr>
+        <w:tc>
+          <w:tcPr>
+            <w:tcW w:type="dxa" w:w="1500"/>
+            <w:tcMar>
+              <w:top w:type="dxa" w:w="70"/>
+              <w:left w:type="dxa" w:w="100"/>
+              <w:bottom w:type="dxa" w:w="70"/>
+              <w:right w:type="dxa" w:w="100"/>
+            </w:tcMar>
+          </w:tcPr>
+          <w:p>
+            <w:pPr>
+              <w:spacing w:after="0" w:line="250"/>
+            </w:pPr>
+            <w:r>
+              <w:rPr>
+                <w:rFonts w:ascii="Calibri" w:cs="Calibri" w:eastAsia="Calibri" w:hAnsi="Calibri"/>
+                <w:sz w:val="16"/>
+                <w:szCs w:val="16"/>
+              </w:rPr>
+              <w:t xml:space="preserve">Aurora Residence</w:t>
+            </w:r>
+          </w:p>
+        </w:tc>
+        <w:tc>
+          <w:tcPr>
+            <w:tcW w:type="dxa" w:w="1200"/>
+            <w:tcMar>
+              <w:top w:type="dxa" w:w="70"/>
+              <w:left w:type="dxa" w:w="100"/>
+              <w:bottom w:type="dxa" w:w="70"/>
+              <w:right w:type="dxa" w:w="100"/>
+            </w:tcMar>
+          </w:tcPr>
+          <w:p>
+            <w:pPr>
+              <w:spacing w:after="0" w:line="250"/>
+            </w:pPr>
+            <w:r>
+              <w:rPr>
+                <w:rFonts w:ascii="Calibri" w:cs="Calibri" w:eastAsia="Calibri" w:hAnsi="Calibri"/>
+                <w:sz w:val="16"/>
+                <w:szCs w:val="16"/>
+              </w:rPr>
+              <w:t xml:space="preserve">Jacareí – SP</w:t>
+            </w:r>
+          </w:p>
+        </w:tc>
+        <w:tc>
+          <w:tcPr>
+            <w:tcW w:type="dxa" w:w="1400"/>
+            <w:tcMar>
+              <w:top w:type="dxa" w:w="70"/>
+              <w:left w:type="dxa" w:w="100"/>
+              <w:bottom w:type="dxa" w:w="70"/>
+              <w:right w:type="dxa" w:w="100"/>
+            </w:tcMar>
+          </w:tcPr>
+          <w:p>
+            <w:pPr>
+              <w:spacing w:after="0" w:line="250"/>
+            </w:pPr>
+            <w:r>
+              <w:rPr>
+                <w:rFonts w:ascii="Calibri" w:cs="Calibri" w:eastAsia="Calibri" w:hAnsi="Calibri"/>
+                <w:sz w:val="16"/>
+                <w:szCs w:val="16"/>
+              </w:rPr>
+              <w:t xml:space="preserve">Apartamento</w:t>
+            </w:r>
+          </w:p>
+        </w:tc>
+        <w:tc>
+          <w:tcPr>
+            <w:tcW w:type="dxa" w:w="1200"/>
+            <w:tcMar>
+              <w:top w:type="dxa" w:w="70"/>
+              <w:left w:type="dxa" w:w="100"/>
+              <w:bottom w:type="dxa" w:w="70"/>
+              <w:right w:type="dxa" w:w="100"/>
+            </w:tcMar>
+          </w:tcPr>
+          <w:p>
+            <w:pPr>
+              <w:spacing w:after="0" w:line="250"/>
+            </w:pPr>
+            <w:r>
+              <w:rPr>
+                <w:rFonts w:ascii="Calibri" w:cs="Calibri" w:eastAsia="Calibri" w:hAnsi="Calibri"/>
+                <w:sz w:val="16"/>
+                <w:szCs w:val="16"/>
+              </w:rPr>
+              <w:t xml:space="preserve">Em obras / últimas 3 unidades</w:t>
+            </w:r>
+          </w:p>
+        </w:tc>
+        <w:tc>
+          <w:tcPr>
+            <w:tcW w:type="dxa" w:w="3800"/>
+            <w:tcMar>
+              <w:top w:type="dxa" w:w="70"/>
+              <w:left w:type="dxa" w:w="100"/>
+              <w:bottom w:type="dxa" w:w="70"/>
+              <w:right w:type="dxa" w:w="100"/>
+            </w:tcMar>
+          </w:tcPr>
+          <w:p>
+            <w:pPr>
+              <w:spacing w:after="0" w:line="250"/>
+            </w:pPr>
+            <w:r>
+              <w:rPr>
+                <w:rFonts w:ascii="Calibri" w:cs="Calibri" w:eastAsia="Calibri" w:hAnsi="Calibri"/>
+                <w:sz w:val="16"/>
+                <w:szCs w:val="16"/>
+              </w:rPr>
+              <w:t xml:space="preserve">A 4 minutos da Rod. Presidente Dutra e 3 minutos do centro. Metragem localizada: 43,85 m². Consta de /destaque/em-obras/ e anuncia "últimas 3 unidades"</w:t>
+            </w:r>
+          </w:p>
+        </w:tc>
+      </w:tr>
+      <w:tr>
+        <w:tc>
+          <w:tcPr>
+            <w:tcW w:type="dxa" w:w="1500"/>
+            <w:shd w:fill="F2F2F2" w:color="auto" w:val="clear"/>
+            <w:tcMar>
+              <w:top w:type="dxa" w:w="70"/>
+              <w:left w:type="dxa" w:w="100"/>
+              <w:bottom w:type="dxa" w:w="70"/>
+              <w:right w:type="dxa" w:w="100"/>
+            </w:tcMar>
+          </w:tcPr>
+          <w:p>
+            <w:pPr>
+              <w:spacing w:after="0" w:line="250"/>
+            </w:pPr>
+            <w:r>
+              <w:rPr>
+                <w:rFonts w:ascii="Calibri" w:cs="Calibri" w:eastAsia="Calibri" w:hAnsi="Calibri"/>
+                <w:sz w:val="16"/>
+                <w:szCs w:val="16"/>
+              </w:rPr>
+              <w:t xml:space="preserve">Vita Village Residence</w:t>
+            </w:r>
+          </w:p>
+        </w:tc>
+        <w:tc>
+          <w:tcPr>
+            <w:tcW w:type="dxa" w:w="1200"/>
+            <w:shd w:fill="F2F2F2" w:color="auto" w:val="clear"/>
+            <w:tcMar>
+              <w:top w:type="dxa" w:w="70"/>
+              <w:left w:type="dxa" w:w="100"/>
+              <w:bottom w:type="dxa" w:w="70"/>
+              <w:right w:type="dxa" w:w="100"/>
+            </w:tcMar>
+          </w:tcPr>
+          <w:p>
+            <w:pPr>
+              <w:spacing w:after="0" w:line="250"/>
+            </w:pPr>
+            <w:r>
+              <w:rPr>
+                <w:rFonts w:ascii="Calibri" w:cs="Calibri" w:eastAsia="Calibri" w:hAnsi="Calibri"/>
+                <w:sz w:val="16"/>
+                <w:szCs w:val="16"/>
+              </w:rPr>
+              <w:t xml:space="preserve">Pindamonhangaba – SP</w:t>
+            </w:r>
+          </w:p>
+        </w:tc>
+        <w:tc>
+          <w:tcPr>
+            <w:tcW w:type="dxa" w:w="1400"/>
+            <w:shd w:fill="F2F2F2" w:color="auto" w:val="clear"/>
+            <w:tcMar>
+              <w:top w:type="dxa" w:w="70"/>
+              <w:left w:type="dxa" w:w="100"/>
+              <w:bottom w:type="dxa" w:w="70"/>
+              <w:right w:type="dxa" w:w="100"/>
+            </w:tcMar>
+          </w:tcPr>
+          <w:p>
+            <w:pPr>
+              <w:spacing w:after="0" w:line="250"/>
+            </w:pPr>
+            <w:r>
+              <w:rPr>
+                <w:rFonts w:ascii="Calibri" w:cs="Calibri" w:eastAsia="Calibri" w:hAnsi="Calibri"/>
+                <w:sz w:val="16"/>
+                <w:szCs w:val="16"/>
+              </w:rPr>
+              <w:t xml:space="preserve">CASAS térreas, 3 dorm. com suíte</w:t>
+            </w:r>
+          </w:p>
+        </w:tc>
+        <w:tc>
+          <w:tcPr>
+            <w:tcW w:type="dxa" w:w="1200"/>
+            <w:shd w:fill="F2F2F2" w:color="auto" w:val="clear"/>
+            <w:tcMar>
+              <w:top w:type="dxa" w:w="70"/>
+              <w:left w:type="dxa" w:w="100"/>
+              <w:bottom w:type="dxa" w:w="70"/>
+              <w:right w:type="dxa" w:w="100"/>
+            </w:tcMar>
+          </w:tcPr>
+          <w:p>
+            <w:pPr>
+              <w:spacing w:after="0" w:line="250"/>
+            </w:pPr>
+            <w:r>
+              <w:rPr>
+                <w:rFonts w:ascii="Calibri" w:cs="Calibri" w:eastAsia="Calibri" w:hAnsi="Calibri"/>
+                <w:sz w:val="16"/>
+                <w:szCs w:val="16"/>
+              </w:rPr>
+              <w:t xml:space="preserve">CONCLUÍDO</w:t>
+            </w:r>
+          </w:p>
+        </w:tc>
+        <w:tc>
+          <w:tcPr>
+            <w:tcW w:type="dxa" w:w="3800"/>
+            <w:shd w:fill="F2F2F2" w:color="auto" w:val="clear"/>
+            <w:tcMar>
+              <w:top w:type="dxa" w:w="70"/>
+              <w:left w:type="dxa" w:w="100"/>
+              <w:bottom w:type="dxa" w:w="70"/>
+              <w:right w:type="dxa" w:w="100"/>
+            </w:tcMar>
+          </w:tcPr>
+          <w:p>
+            <w:pPr>
+              <w:spacing w:after="0" w:line="250"/>
+            </w:pPr>
+            <w:r>
+              <w:rPr>
+                <w:rFonts w:ascii="Calibri" w:cs="Calibri" w:eastAsia="Calibri" w:hAnsi="Calibri"/>
+                <w:sz w:val="16"/>
+                <w:szCs w:val="16"/>
+              </w:rPr>
+              <w:t xml:space="preserve">Único produto de 3 dormitórios do portfólio. Casas em lotes a partir de 250 m², 100% automatizadas, 3 opções de fachada, área de lazer de 3.900 m². Endereço completo publicado: Est. Sebastião Vieira Machado, 1040 – Parque Lago Azul, CEP 12424-710. Tem subdomínio próprio (vitavillage.coevoconstrutora.com.br) além de duas URLs no site</w:t>
+            </w:r>
+          </w:p>
+        </w:tc>
+      </w:tr>
+      <w:tr>
+        <w:tc>
+          <w:tcPr>
+            <w:tcW w:type="dxa" w:w="1500"/>
+            <w:tcMar>
+              <w:top w:type="dxa" w:w="70"/>
+              <w:left w:type="dxa" w:w="100"/>
+              <w:bottom w:type="dxa" w:w="70"/>
+              <w:right w:type="dxa" w:w="100"/>
+            </w:tcMar>
+          </w:tcPr>
+          <w:p>
+            <w:pPr>
+              <w:spacing w:after="0" w:line="250"/>
+            </w:pPr>
+            <w:r>
+              <w:rPr>
+                <w:rFonts w:ascii="Calibri" w:cs="Calibri" w:eastAsia="Calibri" w:hAnsi="Calibri"/>
+                <w:sz w:val="16"/>
+                <w:szCs w:val="16"/>
+              </w:rPr>
+              <w:t xml:space="preserve">Carpe Diem Residence</w:t>
+            </w:r>
+          </w:p>
+        </w:tc>
+        <w:tc>
+          <w:tcPr>
+            <w:tcW w:type="dxa" w:w="1200"/>
+            <w:tcMar>
+              <w:top w:type="dxa" w:w="70"/>
+              <w:left w:type="dxa" w:w="100"/>
+              <w:bottom w:type="dxa" w:w="70"/>
+              <w:right w:type="dxa" w:w="100"/>
+            </w:tcMar>
+          </w:tcPr>
+          <w:p>
+            <w:pPr>
+              <w:spacing w:after="0" w:line="250"/>
+            </w:pPr>
+            <w:r>
+              <w:rPr>
+                <w:rFonts w:ascii="Calibri" w:cs="Calibri" w:eastAsia="Calibri" w:hAnsi="Calibri"/>
+                <w:sz w:val="16"/>
+                <w:szCs w:val="16"/>
+              </w:rPr>
+              <w:t xml:space="preserve">São José dos Campos – SP</w:t>
+            </w:r>
+          </w:p>
+        </w:tc>
+        <w:tc>
+          <w:tcPr>
+            <w:tcW w:type="dxa" w:w="1400"/>
+            <w:tcMar>
+              <w:top w:type="dxa" w:w="70"/>
+              <w:left w:type="dxa" w:w="100"/>
+              <w:bottom w:type="dxa" w:w="70"/>
+              <w:right w:type="dxa" w:w="100"/>
+            </w:tcMar>
+          </w:tcPr>
+          <w:p>
+            <w:pPr>
+              <w:spacing w:after="0" w:line="250"/>
+            </w:pPr>
+            <w:r>
+              <w:rPr>
+                <w:rFonts w:ascii="Calibri" w:cs="Calibri" w:eastAsia="Calibri" w:hAnsi="Calibri"/>
+                <w:sz w:val="16"/>
+                <w:szCs w:val="16"/>
+              </w:rPr>
+              <w:t xml:space="preserve">Apartamento</w:t>
+            </w:r>
+          </w:p>
+        </w:tc>
+        <w:tc>
+          <w:tcPr>
+            <w:tcW w:type="dxa" w:w="1200"/>
+            <w:tcMar>
+              <w:top w:type="dxa" w:w="70"/>
+              <w:left w:type="dxa" w:w="100"/>
+              <w:bottom w:type="dxa" w:w="70"/>
+              <w:right w:type="dxa" w:w="100"/>
+            </w:tcMar>
+          </w:tcPr>
+          <w:p>
+            <w:pPr>
+              <w:spacing w:after="0" w:line="250"/>
+            </w:pPr>
+            <w:r>
+              <w:rPr>
+                <w:rFonts w:ascii="Calibri" w:cs="Calibri" w:eastAsia="Calibri" w:hAnsi="Calibri"/>
+                <w:sz w:val="16"/>
+                <w:szCs w:val="16"/>
+              </w:rPr>
+              <w:t xml:space="preserve">Últimas unidades</w:t>
+            </w:r>
+          </w:p>
+        </w:tc>
+        <w:tc>
+          <w:tcPr>
+            <w:tcW w:type="dxa" w:w="3800"/>
+            <w:tcMar>
+              <w:top w:type="dxa" w:w="70"/>
+              <w:left w:type="dxa" w:w="100"/>
+              <w:bottom w:type="dxa" w:w="70"/>
+              <w:right w:type="dxa" w:w="100"/>
+            </w:tcMar>
+          </w:tcPr>
+          <w:p>
+            <w:pPr>
+              <w:spacing w:after="0" w:line="250"/>
+            </w:pPr>
+            <w:r>
+              <w:rPr>
+                <w:rFonts w:ascii="Calibri" w:cs="Calibri" w:eastAsia="Calibri" w:hAnsi="Calibri"/>
+                <w:sz w:val="16"/>
+                <w:szCs w:val="16"/>
+              </w:rPr>
+              <w:t xml:space="preserve">Região central da cidade. 2 dormitórios e varanda, com opção de suíte. Metragem localizada: 57,60 m². Consta de /destaque/em-obras/</w:t>
+            </w:r>
+          </w:p>
+        </w:tc>
+      </w:tr>
+      <w:tr>
+        <w:tc>
+          <w:tcPr>
+            <w:tcW w:type="dxa" w:w="1500"/>
+            <w:shd w:fill="F2F2F2" w:color="auto" w:val="clear"/>
+            <w:tcMar>
+              <w:top w:type="dxa" w:w="70"/>
+              <w:left w:type="dxa" w:w="100"/>
+              <w:bottom w:type="dxa" w:w="70"/>
+              <w:right w:type="dxa" w:w="100"/>
+            </w:tcMar>
+          </w:tcPr>
+          <w:p>
+            <w:pPr>
+              <w:spacing w:after="0" w:line="250"/>
+            </w:pPr>
+            <w:r>
+              <w:rPr>
+                <w:rFonts w:ascii="Calibri" w:cs="Calibri" w:eastAsia="Calibri" w:hAnsi="Calibri"/>
+                <w:sz w:val="16"/>
+                <w:szCs w:val="16"/>
+              </w:rPr>
+              <w:t xml:space="preserve">Bella Vida Residencial</w:t>
+            </w:r>
+          </w:p>
+        </w:tc>
+        <w:tc>
+          <w:tcPr>
+            <w:tcW w:type="dxa" w:w="1200"/>
+            <w:shd w:fill="F2F2F2" w:color="auto" w:val="clear"/>
+            <w:tcMar>
+              <w:top w:type="dxa" w:w="70"/>
+              <w:left w:type="dxa" w:w="100"/>
+              <w:bottom w:type="dxa" w:w="70"/>
+              <w:right w:type="dxa" w:w="100"/>
+            </w:tcMar>
+          </w:tcPr>
+          <w:p>
+            <w:pPr>
+              <w:spacing w:after="0" w:line="250"/>
+            </w:pPr>
+            <w:r>
+              <w:rPr>
+                <w:rFonts w:ascii="Calibri" w:cs="Calibri" w:eastAsia="Calibri" w:hAnsi="Calibri"/>
+                <w:sz w:val="16"/>
+                <w:szCs w:val="16"/>
+              </w:rPr>
+              <w:t xml:space="preserve">Jacareí – SP</w:t>
+            </w:r>
+          </w:p>
+        </w:tc>
+        <w:tc>
+          <w:tcPr>
+            <w:tcW w:type="dxa" w:w="1400"/>
+            <w:shd w:fill="F2F2F2" w:color="auto" w:val="clear"/>
+            <w:tcMar>
+              <w:top w:type="dxa" w:w="70"/>
+              <w:left w:type="dxa" w:w="100"/>
+              <w:bottom w:type="dxa" w:w="70"/>
+              <w:right w:type="dxa" w:w="100"/>
+            </w:tcMar>
+          </w:tcPr>
+          <w:p>
+            <w:pPr>
+              <w:spacing w:after="0" w:line="250"/>
+            </w:pPr>
+            <w:r>
+              <w:rPr>
+                <w:rFonts w:ascii="Calibri" w:cs="Calibri" w:eastAsia="Calibri" w:hAnsi="Calibri"/>
+                <w:sz w:val="16"/>
+                <w:szCs w:val="16"/>
+              </w:rPr>
+              <w:t xml:space="preserve">Apartamento</w:t>
+            </w:r>
+          </w:p>
+        </w:tc>
+        <w:tc>
+          <w:tcPr>
+            <w:tcW w:type="dxa" w:w="1200"/>
+            <w:shd w:fill="F2F2F2" w:color="auto" w:val="clear"/>
+            <w:tcMar>
+              <w:top w:type="dxa" w:w="70"/>
+              <w:left w:type="dxa" w:w="100"/>
+              <w:bottom w:type="dxa" w:w="70"/>
+              <w:right w:type="dxa" w:w="100"/>
+            </w:tcMar>
+          </w:tcPr>
+          <w:p>
+            <w:pPr>
+              <w:spacing w:after="0" w:line="250"/>
+            </w:pPr>
+            <w:r>
+              <w:rPr>
+                <w:rFonts w:ascii="Calibri" w:cs="Calibri" w:eastAsia="Calibri" w:hAnsi="Calibri"/>
+                <w:sz w:val="16"/>
+                <w:szCs w:val="16"/>
+              </w:rPr>
+              <w:t xml:space="preserve">ENTREGUE</w:t>
+            </w:r>
+          </w:p>
+        </w:tc>
+        <w:tc>
+          <w:tcPr>
+            <w:tcW w:type="dxa" w:w="3800"/>
+            <w:shd w:fill="F2F2F2" w:color="auto" w:val="clear"/>
+            <w:tcMar>
+              <w:top w:type="dxa" w:w="70"/>
+              <w:left w:type="dxa" w:w="100"/>
+              <w:bottom w:type="dxa" w:w="70"/>
+              <w:right w:type="dxa" w:w="100"/>
+            </w:tcMar>
+          </w:tcPr>
+          <w:p>
+            <w:pPr>
+              <w:spacing w:after="0" w:line="250"/>
+            </w:pPr>
+            <w:r>
+              <w:rPr>
+                <w:rFonts w:ascii="Calibri" w:cs="Calibri" w:eastAsia="Calibri" w:hAnsi="Calibri"/>
+                <w:sz w:val="16"/>
+                <w:szCs w:val="16"/>
+              </w:rPr>
+              <w:t xml:space="preserve">Plantas de 2 dormitórios, ampla varanda e 1 vaga. Consta da página /destaque/entregue/. Duas URLs concorrentes: /imoveis/bella-vida-residencial/ e /empreendimento/bella-vida</w:t>
+            </w:r>
+          </w:p>
+        </w:tc>
+      </w:tr>
+    </w:tbl>
+    <w:p>
+      <w:pPr>
+        <w:spacing w:after="120"/>
+      </w:pPr>
+      <w:r>
+        <w:rPr>
+          <w:rFonts w:ascii="Calibri" w:cs="Calibri" w:eastAsia="Calibri" w:hAnsi="Calibri"/>
+        </w:rPr>
+        <w:t xml:space="preserve"/>
+      </w:r>
+    </w:p>
+    <w:p>
+      <w:pPr>
+        <w:spacing w:after="100" w:line="276"/>
+      </w:pPr>
+      <w:r>
+        <w:rPr>
+          <w:rFonts w:ascii="Calibri" w:cs="Calibri" w:eastAsia="Calibri" w:hAnsi="Calibri"/>
+          <w:b/>
+          <w:bCs/>
+          <w:sz w:val="21"/>
+          <w:szCs w:val="21"/>
+        </w:rPr>
+        <w:t xml:space="preserve">Conclusões da verificação</w:t>
+      </w:r>
+    </w:p>
+    <w:p>
+      <w:pPr>
+        <w:pStyle w:val="ListParagraph"/>
+        <w:numPr>
+          <w:ilvl w:val="0"/>
+          <w:numId w:val="2"/>
+        </w:numPr>
+        <w:spacing w:after="120" w:line="276"/>
+      </w:pPr>
+      <w:r>
+        <w:rPr>
+          <w:rFonts w:ascii="Calibri" w:cs="Calibri" w:eastAsia="Calibri" w:hAnsi="Calibri"/>
+          <w:sz w:val="21"/>
+          <w:szCs w:val="21"/>
+        </w:rPr>
+        <w:t xml:space="preserve">A hipótese de homogeneidade está refutada quanto ao produto. Dos oito, quatro NÃO são apartamentos: Siete Residence, Contemporâneo, Horizontes e Vita Village são condomínios horizontais de casas. Apenas Aurora, Carpe Diem e Bella Vida são apartamentos (JS Residencial não teve o tipo declarado nos resultados). Portanto os achados das quatro páginas lidas diretamente — todas de apartamentos em lançamento ou obras — não podem ser extrapolados para o conjunto.</w:t>
+      </w:r>
+    </w:p>
+    <w:p>
+      <w:pPr>
+        <w:pStyle w:val="ListParagraph"/>
+        <w:numPr>
+          <w:ilvl w:val="0"/>
+          <w:numId w:val="2"/>
+        </w:numPr>
+        <w:spacing w:after="120" w:line="276"/>
+      </w:pPr>
+      <w:r>
+        <w:rPr>
+          <w:rFonts w:ascii="Calibri" w:cs="Calibri" w:eastAsia="Calibri" w:hAnsi="Calibri"/>
+          <w:sz w:val="21"/>
+          <w:szCs w:val="21"/>
+        </w:rPr>
+        <w:t xml:space="preserve">A hipótese está refutada também quanto ao status. Quatro dos oito estão fora do mercado: Siete e Bella Vida constam como ENTREGUE, Vita Village como CONCLUÍDO e Horizontes como pronto para morar com casas 100% VENDIDAS. Outros três anunciam "últimas unidades". Corrigir preço, previsão de entrega e ficha comercial nessas páginas tem retorno comercial próximo de zero — o esforço de TI e Marketing deve ser dirigido primeiro às páginas com estoque à venda.</w:t>
+      </w:r>
+    </w:p>
+    <w:p>
+      <w:pPr>
+        <w:pStyle w:val="ListParagraph"/>
+        <w:numPr>
+          <w:ilvl w:val="0"/>
+          <w:numId w:val="2"/>
+        </w:numPr>
+        <w:spacing w:after="120" w:line="276"/>
+      </w:pPr>
+      <w:r>
+        <w:rPr>
+          <w:rFonts w:ascii="Calibri" w:cs="Calibri" w:eastAsia="Calibri" w:hAnsi="Calibri"/>
+          <w:sz w:val="21"/>
+          <w:szCs w:val="21"/>
+        </w:rPr>
+        <w:t xml:space="preserve">A verificação corrigiu o diagnóstico do erro "MG". O JS Residencial fica em Lambari, Minas Gerais. O "MG" do meta title não é digitação equivocada: é a segunda praça da empresa, amalgamada com a primeira em um único texto. A correção proposta mudou de "trocar MG por SP" para "separar as duas regiões" (ver D11 e ação 10).</w:t>
+      </w:r>
+    </w:p>
+    <w:p>
+      <w:pPr>
+        <w:pStyle w:val="ListParagraph"/>
+        <w:numPr>
+          <w:ilvl w:val="0"/>
+          <w:numId w:val="2"/>
+        </w:numPr>
+        <w:spacing w:after="120" w:line="276"/>
+      </w:pPr>
+      <w:r>
+        <w:rPr>
+          <w:rFonts w:ascii="Calibri" w:cs="Calibri" w:eastAsia="Calibri" w:hAnsi="Calibri"/>
+          <w:sz w:val="21"/>
+          <w:szCs w:val="21"/>
+        </w:rPr>
+        <w:t xml:space="preserve">A verificação AGRAVOU o achado de duplicidade de entidade. Foram confirmados três subdomínios paralelos (não dois), duplicidade de URL em pelo menos seis empreendimentos, três URLs para o Siete Residence e uma página cujo endereço identifica um empreendimento e cujo título exibe outro (D14). Há ainda erro de grafia em URL indexada do principal tipo de produto: /tipo-do-imovel/aparatamento/.</w:t>
+      </w:r>
+    </w:p>
+    <w:p>
+      <w:pPr>
+        <w:pStyle w:val="ListParagraph"/>
+        <w:numPr>
+          <w:ilvl w:val="0"/>
+          <w:numId w:val="2"/>
+        </w:numPr>
+        <w:spacing w:after="220" w:line="276"/>
+      </w:pPr>
+      <w:r>
+        <w:rPr>
+          <w:rFonts w:ascii="Calibri" w:cs="Calibri" w:eastAsia="Calibri" w:hAnsi="Calibri"/>
+          <w:sz w:val="21"/>
+          <w:szCs w:val="21"/>
+        </w:rPr>
+        <w:t xml:space="preserve">A hipótese permanece NÃO VERIFICADA quanto a schema.org. Trechos de resultado de busca não expõem JSON-LD e o domínio do site seguiu bloqueado nesta sessão. A ausência de dados estruturados está confirmada apenas para as quatro páginas lidas diretamente. Quanto ao preço, nenhuma das oito consultas retornou valor total de venda — consistente com o padrão, mas não prova de ausência.</w:t>
       </w:r>
     </w:p>
     <w:p>
@@ -10579,7 +12016,7 @@
                 <w:sz w:val="17"/>
                 <w:szCs w:val="17"/>
               </w:rPr>
-              <w:t xml:space="preserve">Resolver a duplicidade de entidade: eleger um endereço canônico por empreendimento e aplicar rel=canonical e redirecionamentos 301 dos subdomínios (verano., alamedadascastanheiras.) e do padrão /empreendimento/ para o padrão /imoveis/. Hoje o mesmo empreendimento compete consigo mesmo em até três endereços</w:t>
+              <w:t xml:space="preserve">Resolver a duplicidade de entidade: eleger um endereço canônico por empreendimento e aplicar rel=canonical e redirecionamentos 301 dos três subdomínios (verano., alamedadascastanheiras., vitavillage.) e do padrão /empreendimento/ para o padrão /imoveis/. Corrigir com prioridade as três URLs do Siete Residence, uma das quais publica o nome do Moratta Residence — dois produtos distintos, de tipologias e status diferentes, sob o mesmo endereço (D14)</w:t>
             </w:r>
           </w:p>
         </w:tc>
@@ -10682,7 +12119,7 @@
                 <w:sz w:val="17"/>
                 <w:szCs w:val="17"/>
               </w:rPr>
-              <w:t xml:space="preserve">Aplicar noindex ou consolidar as taxonomias frágeis do WordPress que estão sendo indexadas (/tamanho/, /finalidade/, /destaque/, /tipo-do-imovel/), preservando /bairros/ apenas onde houver conteúdo editorial real</w:t>
+              <w:t xml:space="preserve">Aplicar noindex ou consolidar as taxonomias frágeis do WordPress que estão sendo indexadas (/tamanho/, /finalidade/, /destaque/, /tipo-do-imovel/, /tag/), preservando /bairros/ apenas onde houver conteúdo editorial real. Corrigir, no mesmo passo, o erro de grafia da URL indexada do principal tipo de produto: /tipo-do-imovel/aparatamento/ deve ser /apartamento/, com redirecionamento 301</w:t>
             </w:r>
           </w:p>
         </w:tc>
@@ -10783,7 +12220,7 @@
                 <w:sz w:val="17"/>
                 <w:szCs w:val="17"/>
               </w:rPr>
-              <w:t xml:space="preserve">Corrigir o meta title e a description do template, que hoje declaram "Vale do Paraíba | MG" quando a operação é em São Paulo. Erro confirmado hoje diretamente na página de resultados de busca</w:t>
+              <w:t xml:space="preserve">Reescrever o meta title e a description do template. O texto atual, "Coevo Construtora | Apartamentos em Vale do Paraíba | MG", amalgama duas praças distintas: Vale do Paraíba (SP) e Lambari (MG), onde fica o JS Residencial. Separar as duas regiões no title e, se Lambari for praça ativa, dar a ela sua própria página e sinalização geográfica em vez de anexá-la ao Vale do Paraíba</w:t>
             </w:r>
           </w:p>
         </w:tc>
@@ -10886,7 +12323,7 @@
                 <w:sz w:val="17"/>
                 <w:szCs w:val="17"/>
               </w:rPr>
-              <w:t xml:space="preserve">Publicar em texto rastreável, em cada página de empreendimento: preço total de venda (não apenas a parcela), previsão de entrega (não apenas o percentual de obra), endereço completo com CEP, número de vagas e todas as tipologias. Hoje as imobiliárias parceiras publicam esses dados e a construtora não</w:t>
+              <w:t xml:space="preserve">Publicar em texto rastreável, começando pelas páginas com estoque efetivamente à venda: preço total de venda (não apenas a parcela), previsão de entrega (não apenas o percentual de obra), endereço completo com CEP, número de vagas e todas as tipologias. Hoje as imobiliárias parceiras publicam esses dados e a construtora não</w:t>
             </w:r>
           </w:p>
         </w:tc>
@@ -11636,6 +13073,108 @@
                 <w:sz w:val="17"/>
                 <w:szCs w:val="17"/>
               </w:rPr>
+              <w:t xml:space="preserve">TI + MARKETING</w:t>
+            </w:r>
+          </w:p>
+        </w:tc>
+        <w:tc>
+          <w:tcPr>
+            <w:tcW w:type="dxa" w:w="6000"/>
+            <w:tcMar>
+              <w:top w:type="dxa" w:w="70"/>
+              <w:left w:type="dxa" w:w="100"/>
+              <w:bottom w:type="dxa" w:w="70"/>
+              <w:right w:type="dxa" w:w="100"/>
+            </w:tcMar>
+          </w:tcPr>
+          <w:p>
+            <w:pPr>
+              <w:spacing w:after="0" w:line="250"/>
+            </w:pPr>
+            <w:r>
+              <w:rPr>
+                <w:rFonts w:ascii="Calibri" w:cs="Calibri" w:eastAsia="Calibri" w:hAnsi="Calibri"/>
+                <w:sz w:val="17"/>
+                <w:szCs w:val="17"/>
+              </w:rPr>
+              <w:t xml:space="preserve">Separar, na arquitetura do site, os empreendimentos com estoque à venda dos já entregues ou 100% vendidos. Verificado na seção 6.2: Siete Residence e Bella Vida constam como entregues, Vita Village como concluído e Horizontes como pronto para morar com casas 100% vendidas. Essas páginas hoje competem em indexação com as que precisam vender, e devem migrar para uma seção de portfólio realizado</w:t>
+            </w:r>
+          </w:p>
+        </w:tc>
+        <w:tc>
+          <w:tcPr>
+            <w:tcW w:type="dxa" w:w="1300"/>
+            <w:tcMar>
+              <w:top w:type="dxa" w:w="70"/>
+              <w:left w:type="dxa" w:w="100"/>
+              <w:bottom w:type="dxa" w:w="70"/>
+              <w:right w:type="dxa" w:w="100"/>
+            </w:tcMar>
+          </w:tcPr>
+          <w:p>
+            <w:pPr>
+              <w:spacing w:after="0" w:line="250"/>
+            </w:pPr>
+            <w:r>
+              <w:rPr>
+                <w:rFonts w:ascii="Calibri" w:cs="Calibri" w:eastAsia="Calibri" w:hAnsi="Calibri"/>
+                <w:sz w:val="17"/>
+                <w:szCs w:val="17"/>
+              </w:rPr>
+              <w:t xml:space="preserve">Baixo</w:t>
+            </w:r>
+          </w:p>
+        </w:tc>
+      </w:tr>
+      <w:tr>
+        <w:tc>
+          <w:tcPr>
+            <w:tcW w:type="dxa" w:w="500"/>
+            <w:shd w:fill="F2F2F2" w:color="auto" w:val="clear"/>
+            <w:tcMar>
+              <w:top w:type="dxa" w:w="70"/>
+              <w:left w:type="dxa" w:w="100"/>
+              <w:bottom w:type="dxa" w:w="70"/>
+              <w:right w:type="dxa" w:w="100"/>
+            </w:tcMar>
+          </w:tcPr>
+          <w:p>
+            <w:pPr>
+              <w:spacing w:after="0" w:line="250"/>
+            </w:pPr>
+            <w:r>
+              <w:rPr>
+                <w:rFonts w:ascii="Calibri" w:cs="Calibri" w:eastAsia="Calibri" w:hAnsi="Calibri"/>
+                <w:sz w:val="17"/>
+                <w:szCs w:val="17"/>
+              </w:rPr>
+              <w:t xml:space="preserve">18</w:t>
+            </w:r>
+          </w:p>
+        </w:tc>
+        <w:tc>
+          <w:tcPr>
+            <w:tcW w:type="dxa" w:w="1300"/>
+            <w:shd w:fill="F2F2F2" w:color="auto" w:val="clear"/>
+            <w:tcMar>
+              <w:top w:type="dxa" w:w="70"/>
+              <w:left w:type="dxa" w:w="100"/>
+              <w:bottom w:type="dxa" w:w="70"/>
+              <w:right w:type="dxa" w:w="100"/>
+            </w:tcMar>
+          </w:tcPr>
+          <w:p>
+            <w:pPr>
+              <w:spacing w:after="0" w:line="250"/>
+            </w:pPr>
+            <w:r>
+              <w:rPr>
+                <w:rFonts w:ascii="Calibri" w:cs="Calibri" w:eastAsia="Calibri" w:hAnsi="Calibri"/>
+                <w:b/>
+                <w:bCs/>
+                <w:sz w:val="17"/>
+                <w:szCs w:val="17"/>
+              </w:rPr>
               <w:t xml:space="preserve">TI</w:t>
             </w:r>
           </w:p>
@@ -11643,6 +13182,7 @@
         <w:tc>
           <w:tcPr>
             <w:tcW w:type="dxa" w:w="6000"/>
+            <w:shd w:fill="F2F2F2" w:color="auto" w:val="clear"/>
             <w:tcMar>
               <w:top w:type="dxa" w:w="70"/>
               <w:left w:type="dxa" w:w="100"/>
@@ -11667,6 +13207,7 @@
         <w:tc>
           <w:tcPr>
             <w:tcW w:type="dxa" w:w="1300"/>
+            <w:shd w:fill="F2F2F2" w:color="auto" w:val="clear"/>
             <w:tcMar>
               <w:top w:type="dxa" w:w="70"/>
               <w:left w:type="dxa" w:w="100"/>
@@ -11988,6 +13529,24 @@
           <w:ilvl w:val="0"/>
           <w:numId w:val="2"/>
         </w:numPr>
+        <w:spacing w:after="120" w:line="276"/>
+      </w:pPr>
+      <w:r>
+        <w:rPr>
+          <w:rFonts w:ascii="Calibri" w:cs="Calibri" w:eastAsia="Calibri" w:hAnsi="Calibri"/>
+          <w:sz w:val="21"/>
+          <w:szCs w:val="21"/>
+        </w:rPr>
+        <w:t xml:space="preserve">Presença de marcação schema.org nos oito empreendimentos da seção 6.2. Trechos de resultado de busca nunca expõem JSON-LD, e o domínio do site permaneceu bloqueado — portanto a ausência de dados estruturados está confirmada apenas para as quatro páginas lidas diretamente, e permanece NÃO VERIFICADA para as outras oito.</w:t>
+      </w:r>
+    </w:p>
+    <w:p>
+      <w:pPr>
+        <w:pStyle w:val="ListParagraph"/>
+        <w:numPr>
+          <w:ilvl w:val="0"/>
+          <w:numId w:val="2"/>
+        </w:numPr>
         <w:spacing w:after="200" w:line="276"/>
       </w:pPr>
       <w:r>
@@ -11996,7 +13555,7 @@
           <w:sz w:val="21"/>
           <w:szCs w:val="21"/>
         </w:rPr>
-        <w:t xml:space="preserve">Os oito empreendimentos não inspecionados individualmente (JS Residencial, Siete, Contemporâneo, Horizontes, Aurora, Vita Village, Carpe Diem, Bella Vida). Usam o mesmo template e provavelmente compartilham os mesmos achados, mas isso não foi confirmado página por página.</w:t>
+        <w:t xml:space="preserve">Preço total de venda nas páginas dos oito empreendimentos da seção 6.2: nenhuma das consultas retornou valor total, o que é consistente com o padrão das quatro páginas lidas diretamente, mas trecho de resultado é recorte parcial e não prova ausência no corpo da página.</w:t>
       </w:r>
     </w:p>
     <w:p>
